--- a/docs/09_ARCHIVE/07-RESEARCH_ARCHIVE/ACTIVE_RESEARCH/Проблематика Рапс Gemini/ПОЛНАЯ ПРОБЛЕМАТИКА РАПСА В РФ/COMET.docx
+++ b/docs/09_ARCHIVE/07-RESEARCH_ARCHIVE/ACTIVE_RESEARCH/Проблематика Рапс Gemini/ПОЛНАЯ ПРОБЛЕМАТИКА РАПСА В РФ/COMET.docx
@@ -2502,15 +2502,23 @@
       <w:tblPr>
         <w:tblStyle w:val="Table"/>
         <w:tblW w:w="5000" w:type="pct"/>
+        <w:tblBorders>
+          <w:top w:val="single" w:sz="4" w:space="0" w:color="auto"/>
+          <w:left w:val="single" w:sz="4" w:space="0" w:color="auto"/>
+          <w:bottom w:val="single" w:sz="4" w:space="0" w:color="auto"/>
+          <w:right w:val="single" w:sz="4" w:space="0" w:color="auto"/>
+          <w:insideH w:val="single" w:sz="4" w:space="0" w:color="auto"/>
+          <w:insideV w:val="single" w:sz="4" w:space="0" w:color="auto"/>
+        </w:tblBorders>
         <w:tblLayout w:type="fixed"/>
         <w:tblLook w:val="0020" w:firstRow="1" w:lastRow="0" w:firstColumn="0" w:lastColumn="0" w:noHBand="0" w:noVBand="0"/>
       </w:tblPr>
       <w:tblGrid>
-        <w:gridCol w:w="2206"/>
-        <w:gridCol w:w="1203"/>
-        <w:gridCol w:w="2809"/>
-        <w:gridCol w:w="1003"/>
-        <w:gridCol w:w="3410"/>
+        <w:gridCol w:w="2204"/>
+        <w:gridCol w:w="1202"/>
+        <w:gridCol w:w="2806"/>
+        <w:gridCol w:w="1002"/>
+        <w:gridCol w:w="3407"/>
       </w:tblGrid>
       <w:tr>
         <w:trPr>
@@ -2520,6 +2528,9 @@
         <w:tc>
           <w:tcPr>
             <w:tcW w:w="1643" w:type="dxa"/>
+            <w:tcBorders>
+              <w:bottom w:val="none" w:sz="0" w:space="0" w:color="auto"/>
+            </w:tcBorders>
           </w:tcPr>
           <w:p>
             <w:pPr>
@@ -2534,6 +2545,9 @@
         <w:tc>
           <w:tcPr>
             <w:tcW w:w="896" w:type="dxa"/>
+            <w:tcBorders>
+              <w:bottom w:val="none" w:sz="0" w:space="0" w:color="auto"/>
+            </w:tcBorders>
           </w:tcPr>
           <w:p>
             <w:pPr>
@@ -2548,6 +2562,9 @@
         <w:tc>
           <w:tcPr>
             <w:tcW w:w="2092" w:type="dxa"/>
+            <w:tcBorders>
+              <w:bottom w:val="none" w:sz="0" w:space="0" w:color="auto"/>
+            </w:tcBorders>
           </w:tcPr>
           <w:p>
             <w:pPr>
@@ -2562,6 +2579,9 @@
         <w:tc>
           <w:tcPr>
             <w:tcW w:w="747" w:type="dxa"/>
+            <w:tcBorders>
+              <w:bottom w:val="none" w:sz="0" w:space="0" w:color="auto"/>
+            </w:tcBorders>
           </w:tcPr>
           <w:p>
             <w:pPr>
@@ -2576,6 +2596,9 @@
         <w:tc>
           <w:tcPr>
             <w:tcW w:w="2540" w:type="dxa"/>
+            <w:tcBorders>
+              <w:bottom w:val="none" w:sz="0" w:space="0" w:color="auto"/>
+            </w:tcBorders>
           </w:tcPr>
           <w:p>
             <w:pPr>
@@ -3317,13 +3340,21 @@
       <w:tblPr>
         <w:tblStyle w:val="Table"/>
         <w:tblW w:w="5000" w:type="pct"/>
+        <w:tblBorders>
+          <w:top w:val="single" w:sz="4" w:space="0" w:color="auto"/>
+          <w:left w:val="single" w:sz="4" w:space="0" w:color="auto"/>
+          <w:bottom w:val="single" w:sz="4" w:space="0" w:color="auto"/>
+          <w:right w:val="single" w:sz="4" w:space="0" w:color="auto"/>
+          <w:insideH w:val="single" w:sz="4" w:space="0" w:color="auto"/>
+          <w:insideV w:val="single" w:sz="4" w:space="0" w:color="auto"/>
+        </w:tblBorders>
         <w:tblLayout w:type="fixed"/>
         <w:tblLook w:val="0020" w:firstRow="1" w:lastRow="0" w:firstColumn="0" w:lastColumn="0" w:noHBand="0" w:noVBand="0"/>
       </w:tblPr>
       <w:tblGrid>
-        <w:gridCol w:w="3987"/>
-        <w:gridCol w:w="3322"/>
-        <w:gridCol w:w="3322"/>
+        <w:gridCol w:w="3983"/>
+        <w:gridCol w:w="3319"/>
+        <w:gridCol w:w="3319"/>
       </w:tblGrid>
       <w:tr>
         <w:trPr>
@@ -3333,6 +3364,9 @@
         <w:tc>
           <w:tcPr>
             <w:tcW w:w="2970" w:type="dxa"/>
+            <w:tcBorders>
+              <w:bottom w:val="none" w:sz="0" w:space="0" w:color="auto"/>
+            </w:tcBorders>
           </w:tcPr>
           <w:p>
             <w:pPr>
@@ -3347,6 +3381,9 @@
         <w:tc>
           <w:tcPr>
             <w:tcW w:w="2475" w:type="dxa"/>
+            <w:tcBorders>
+              <w:bottom w:val="none" w:sz="0" w:space="0" w:color="auto"/>
+            </w:tcBorders>
           </w:tcPr>
           <w:p>
             <w:pPr>
@@ -3361,6 +3398,9 @@
         <w:tc>
           <w:tcPr>
             <w:tcW w:w="2475" w:type="dxa"/>
+            <w:tcBorders>
+              <w:bottom w:val="none" w:sz="0" w:space="0" w:color="auto"/>
+            </w:tcBorders>
           </w:tcPr>
           <w:p>
             <w:pPr>
